--- a/docs/FYP_A1005-261_Project_Plan_v5.docx
+++ b/docs/FYP_A1005-261_Project_Plan_v5.docx
@@ -1594,6 +1594,12 @@
         <w:ind/>
         <w:jc w:val="both"/>
         <w:rPr>
+          <w:b w:val="0"/>
+          <w:bCs w:val="0"/>
+          <w:i w:val="0"/>
+          <w:sz w:val="24"/>
+          <w:szCs w:val="24"/>
+          <w:highlight w:val="none"/>
           <w:lang w:val="en-SG"/>
         </w:rPr>
       </w:pPr>
@@ -1619,7 +1625,79 @@
           <w:szCs w:val="24"/>
           <w:lang w:val="en-SG"/>
         </w:rPr>
-        <w:t xml:space="preserve">o attribute a difference in outcome to the architecture. This project holds every one of those constant. The two architectures share one physical cell, one controller interface, one speech front end and one frozen task suite. What remains different is the </w:t>
+        <w:t xml:space="preserve">o attribute a difference in outcome to the architecture. This project holds every one of those constant. The two architectures share </w:t>
+      </w:r>
+      <w:r>
+        <w:rPr>
+          <w:b w:val="0"/>
+          <w:bCs w:val="0"/>
+          <w:i w:val="0"/>
+          <w:iCs w:val="0"/>
+          <w:sz w:val="24"/>
+          <w:szCs w:val="24"/>
+          <w:lang w:val="en-US"/>
+        </w:rPr>
+        <w:t xml:space="preserve">the same</w:t>
+      </w:r>
+      <w:r>
+        <w:rPr>
+          <w:b w:val="0"/>
+          <w:bCs w:val="0"/>
+          <w:i w:val="0"/>
+          <w:iCs w:val="0"/>
+          <w:sz w:val="24"/>
+          <w:szCs w:val="24"/>
+          <w:lang w:val="en-US"/>
+        </w:rPr>
+        <w:t xml:space="preserve"> </w:t>
+      </w:r>
+      <w:r>
+        <w:rPr>
+          <w:b w:val="0"/>
+          <w:bCs w:val="0"/>
+          <w:i w:val="0"/>
+          <w:iCs w:val="0"/>
+          <w:sz w:val="24"/>
+          <w:szCs w:val="24"/>
+          <w:lang w:val="en-SG"/>
+        </w:rPr>
+        <w:t xml:space="preserve">physical cell, </w:t>
+      </w:r>
+      <w:r>
+        <w:rPr>
+          <w:b w:val="0"/>
+          <w:bCs w:val="0"/>
+          <w:i w:val="0"/>
+          <w:iCs w:val="0"/>
+          <w:sz w:val="24"/>
+          <w:szCs w:val="24"/>
+          <w:lang w:val="en-US"/>
+        </w:rPr>
+        <w:t xml:space="preserve">one</w:t>
+      </w:r>
+      <w:r>
+        <w:rPr>
+          <w:b w:val="0"/>
+          <w:bCs w:val="0"/>
+          <w:i w:val="0"/>
+          <w:iCs w:val="0"/>
+          <w:sz w:val="24"/>
+          <w:szCs w:val="24"/>
+          <w:lang w:val="en-US"/>
+        </w:rPr>
+        <w:t xml:space="preserve"> </w:t>
+      </w:r>
+      <w:r>
+        <w:rPr>
+          <w:b w:val="0"/>
+          <w:bCs w:val="0"/>
+          <w:i w:val="0"/>
+          <w:iCs w:val="0"/>
+          <w:sz w:val="24"/>
+          <w:szCs w:val="24"/>
+          <w:lang w:val="en-SG"/>
+        </w:rPr>
+        <w:t xml:space="preserve">controller interface, one speech front end and one frozen task suite. What remains different is the </w:t>
       </w:r>
       <w:r>
         <w:rPr>
@@ -1641,11 +1719,115 @@
     </w:p>
     <w:p>
       <w:pPr>
+        <w:pBdr/>
+        <w:spacing w:after="140" w:line="276" w:lineRule="auto"/>
+        <w:ind/>
+        <w:jc w:val="both"/>
+        <w:rPr>
+          <w:lang w:val="en-SG"/>
+        </w:rPr>
+      </w:pPr>
+      <w:r>
+        <w:rPr>
+          <w:lang w:val="en-SG"/>
+        </w:rPr>
+      </w:r>
+      <w:r>
+        <w:rPr>
+          <w:lang w:val="en-SG"/>
+        </w:rPr>
+      </w:r>
+      <w:r>
+        <w:rPr>
+          <w:lang w:val="en-SG"/>
+        </w:rPr>
+      </w:r>
+    </w:p>
+    <w:p>
+      <w:pPr>
+        <w:pBdr/>
+        <w:spacing w:after="140" w:line="276" w:lineRule="auto"/>
+        <w:ind/>
+        <w:jc w:val="both"/>
+        <w:rPr>
+          <w:lang w:val="en-SG"/>
+        </w:rPr>
+      </w:pPr>
+      <w:r>
+        <w:rPr>
+          <w:lang w:val="en-SG"/>
+        </w:rPr>
+      </w:r>
+      <w:r>
+        <w:rPr>
+          <w:lang w:val="en-SG"/>
+        </w:rPr>
+      </w:r>
+      <w:r>
+        <w:rPr>
+          <w:lang w:val="en-SG"/>
+        </w:rPr>
+      </w:r>
+    </w:p>
+    <w:p>
+      <w:pPr>
+        <w:pBdr/>
+        <w:spacing w:after="140" w:line="276" w:lineRule="auto"/>
+        <w:ind/>
+        <w:jc w:val="both"/>
+        <w:rPr>
+          <w:lang w:val="en-SG"/>
+        </w:rPr>
+      </w:pPr>
+      <w:r>
+        <w:rPr>
+          <w:b w:val="0"/>
+          <w:bCs w:val="0"/>
+          <w:i w:val="0"/>
+          <w:iCs w:val="0"/>
+          <w:sz w:val="24"/>
+          <w:szCs w:val="24"/>
+          <w:highlight w:val="none"/>
+          <w:lang w:val="en-SG" w:bidi="en-SG"/>
+        </w:rPr>
+      </w:r>
+      <w:r>
+        <w:rPr>
+          <w:b w:val="0"/>
+          <w:bCs w:val="0"/>
+          <w:i w:val="0"/>
+          <w:iCs w:val="0"/>
+          <w:sz w:val="24"/>
+          <w:szCs w:val="24"/>
+          <w:highlight w:val="none"/>
+          <w:lang w:val="en-SG" w:bidi="en-SG"/>
+        </w:rPr>
+      </w:r>
+      <w:r>
+        <w:rPr>
+          <w:b w:val="0"/>
+          <w:bCs w:val="0"/>
+          <w:i w:val="0"/>
+          <w:iCs w:val="0"/>
+          <w:sz w:val="24"/>
+          <w:szCs w:val="24"/>
+          <w:highlight w:val="none"/>
+          <w:lang w:val="en-SG"/>
+        </w:rPr>
+      </w:r>
+    </w:p>
+    <w:p>
+      <w:pPr>
         <w:pStyle w:val="706"/>
         <w:pBdr/>
         <w:spacing w:after="160" w:before="320"/>
         <w:ind/>
         <w:rPr>
+          <w:b/>
+          <w:bCs/>
+          <w:sz w:val="30"/>
+          <w:szCs w:val="30"/>
+          <w:highlight w:val="none"/>
           <w:lang w:val="en-SG"/>
         </w:rPr>
       </w:pPr>
@@ -1661,17 +1843,306 @@
       </w:r>
       <w:r>
         <w:rPr>
+          <w:b/>
+          <w:bCs/>
+          <w:sz w:val="30"/>
+          <w:szCs w:val="30"/>
+          <w:highlight w:val="none"/>
+          <w:lang w:val="en-SG"/>
+        </w:rPr>
+      </w:r>
+      <w:r>
+        <w:rPr>
+          <w:b/>
+          <w:bCs/>
+          <w:sz w:val="30"/>
+          <w:szCs w:val="30"/>
+          <w:highlight w:val="none"/>
+          <w:lang w:val="en-SG" w:bidi="en-SG"/>
+        </w:rPr>
+      </w:r>
+      <w:r>
+        <w:rPr>
+          <w:b/>
+          <w:bCs/>
+          <w:sz w:val="30"/>
+          <w:szCs w:val="30"/>
+          <w:highlight w:val="none"/>
+          <w:lang w:val="en-SG"/>
+        </w:rPr>
+      </w:r>
+      <w:r>
+        <w:rPr>
+          <w:b/>
+          <w:bCs/>
+          <w:sz w:val="30"/>
+          <w:szCs w:val="30"/>
+          <w:highlight w:val="none"/>
+          <w:lang w:val="en-SG"/>
+        </w:rPr>
+      </w:r>
+      <w:r>
+        <w:rPr>
+          <w:b/>
+          <w:bCs/>
+          <w:sz w:val="30"/>
+          <w:szCs w:val="30"/>
+          <w:highlight w:val="none"/>
+          <w:lang w:val="en-SG" w:bidi="en-SG"/>
+        </w:rPr>
+      </w:r>
+      <w:r>
+        <w:rPr>
+          <w:b/>
+          <w:bCs/>
+          <w:sz w:val="30"/>
+          <w:szCs w:val="30"/>
+          <w:highlight w:val="none"/>
+          <w:lang w:val="en-SG" w:bidi="en-SG"/>
+        </w:rPr>
+      </w:r>
+      <w:r>
+        <w:rPr>
+          <w:b/>
+          <w:bCs/>
+          <w:sz w:val="30"/>
+          <w:szCs w:val="30"/>
+          <w:highlight w:val="none"/>
+          <w:lang w:val="en-SG"/>
+        </w:rPr>
+      </w:r>
+      <w:r>
+        <w:rPr>
+          <w:b/>
+          <w:bCs/>
+          <w:sz w:val="30"/>
+          <w:szCs w:val="30"/>
+          <w:highlight w:val="none"/>
           <w:lang w:val="en-SG"/>
         </w:rPr>
       </w:r>
     </w:p>
     <w:p>
       <w:pPr>
+        <w:pStyle w:val="706"/>
+        <w:pBdr/>
+        <w:spacing w:after="160" w:before="320"/>
+        <w:ind/>
+        <w:rPr>
+          <w:lang w:val="en-SG"/>
+        </w:rPr>
+      </w:pPr>
+      <w:r>
+        <w:rPr>
+          <w:b/>
+          <w:bCs/>
+          <w:sz w:val="30"/>
+          <w:szCs w:val="30"/>
+          <w:highlight w:val="none"/>
+          <w:lang w:val="en-SG" w:bidi="en-SG"/>
+        </w:rPr>
+      </w:r>
+      <w:r>
+        <w:rPr>
+          <w:b/>
+          <w:bCs/>
+          <w:sz w:val="30"/>
+          <w:szCs w:val="30"/>
+          <w:highlight w:val="none"/>
+          <w:lang w:val="en-SG" w:bidi="en-SG"/>
+        </w:rPr>
+      </w:r>
+      <w:r>
+        <w:rPr>
+          <w:b/>
+          <w:bCs/>
+          <w:sz w:val="30"/>
+          <w:szCs w:val="30"/>
+          <w:highlight w:val="none"/>
+          <w:lang w:val="en-SG" w:bidi="en-SG"/>
+        </w:rPr>
+      </w:r>
+      <w:r>
+        <w:rPr>
+          <w:b/>
+          <w:bCs/>
+          <w:sz w:val="30"/>
+          <w:szCs w:val="30"/>
+          <w:highlight w:val="none"/>
+          <w:lang w:val="en-SG" w:bidi="en-SG"/>
+        </w:rPr>
+        <mc:AlternateContent>
+          <mc:Choice Requires="wpg">
+            <w:drawing>
+              <wp:inline xmlns:wp="http://schemas.openxmlformats.org/drawingml/2006/wordprocessingDrawing" distT="0" distB="0" distL="0" distR="0">
+                <wp:extent cx="5581015" cy="5744483"/>
+                <wp:effectExtent l="0" t="0" r="0" b="0"/>
+                <wp:docPr id="1" name=""/>
+                <wp:cNvGraphicFramePr>
+                  <a:graphicFrameLocks xmlns:a="http://schemas.openxmlformats.org/drawingml/2006/main" noChangeAspect="1"/>
+                </wp:cNvGraphicFramePr>
+                <a:graphic xmlns:a="http://schemas.openxmlformats.org/drawingml/2006/main">
+                  <a:graphicData uri="http://schemas.openxmlformats.org/drawingml/2006/picture">
+                    <pic:pic xmlns:pic="http://schemas.openxmlformats.org/drawingml/2006/picture">
+                      <pic:nvPicPr>
+                        <pic:cNvPr id="251067357" name=""/>
+                        <pic:cNvPicPr>
+                          <a:picLocks noChangeAspect="1"/>
+                        </pic:cNvPicPr>
+                        <pic:nvPr/>
+                      </pic:nvPicPr>
+                      <pic:blipFill rotWithShape="1">
+                        <a:blip r:embed="rId10">
+                          <a:extLst>
+                            <a:ext uri="{96DAC541-7B7A-43D3-8B79-37D633B846F1}">
+                              <asvg:svgBlip xmlns:asvg="http://schemas.microsoft.com/office/drawing/2016/SVG/main" r:embed="rId11"/>
+                            </a:ext>
+                          </a:extLst>
+                        </a:blip>
+                        <a:stretch/>
+                      </pic:blipFill>
+                      <pic:spPr bwMode="auto">
+                        <a:xfrm flipH="0" flipV="0">
+                          <a:off x="0" y="0"/>
+                          <a:ext cx="5581014" cy="5744482"/>
+                        </a:xfrm>
+                        <a:prstGeom prst="rect">
+                          <a:avLst/>
+                        </a:prstGeom>
+                      </pic:spPr>
+                    </pic:pic>
+                  </a:graphicData>
+                </a:graphic>
+              </wp:inline>
+            </w:drawing>
+          </mc:Choice>
+          <mc:Fallback>
+            <w:pict>
+              <v:shapetype id="_x0000_t75" coordsize="21600,21600" o:spt="75" o:preferrelative="t" path="m@4@5l@4@11@9@11@9@5xe" filled="f" stroked="f">
+                <v:stroke joinstyle="miter"/>
+                <v:formulas>
+                  <v:f eqn="if lineDrawn pixelLineWidth 0"/>
+                  <v:f eqn="sum @0 1 0"/>
+                  <v:f eqn="sum 0 0 @1"/>
+                  <v:f eqn="prod @2 1 2"/>
+                  <v:f eqn="prod @3 21600 pixelWidth"/>
+                  <v:f eqn="prod @3 21600 pixelHeight"/>
+                  <v:f eqn="sum @0 0 1"/>
+                  <v:f eqn="prod @6 1 2"/>
+                  <v:f eqn="prod @7 21600 pixelWidth"/>
+                  <v:f eqn="sum @8 21600 0"/>
+                  <v:f eqn="prod @7 21600 pixelHeight"/>
+                  <v:f eqn="sum @10 21600 0"/>
+                </v:formulas>
+                <v:path o:extrusionok="f" gradientshapeok="t" o:connecttype="rect"/>
+                <o:lock v:ext="edit" aspectratio="t"/>
+              </v:shapetype>
+              <v:shape id="_x0000_i0" o:spid="_x0000_s0" type="#_x0000_t75" style="width:439.45pt;height:452.32pt;mso-wrap-distance-left:0.00pt;mso-wrap-distance-top:0.00pt;mso-wrap-distance-right:0.00pt;mso-wrap-distance-bottom:0.00pt;z-index:1;" stroked="false">
+                <v:imagedata r:id="rId10" o:title=""/>
+                <o:lock v:ext="edit" rotation="t"/>
+              </v:shape>
+            </w:pict>
+          </mc:Fallback>
+        </mc:AlternateContent>
+      </w:r>
+      <w:r>
+        <w:rPr>
+          <w:b/>
+          <w:bCs/>
+          <w:sz w:val="30"/>
+          <w:szCs w:val="30"/>
+          <w:highlight w:val="none"/>
+          <w:lang w:val="en-SG"/>
+        </w:rPr>
+      </w:r>
+    </w:p>
+    <w:p>
+      <w:pPr>
+        <w:pStyle w:val="180"/>
+        <w:pBdr/>
+        <w:spacing/>
+        <w:ind/>
+        <w:jc w:val="center"/>
+        <w:rPr>
+          <w:color w:val="000000" w:themeColor="text1"/>
+        </w:rPr>
+      </w:pPr>
+      <w:r>
+        <w:rPr>
+          <w:color w:val="000000" w:themeColor="text1"/>
+        </w:rPr>
+        <w:t xml:space="preserve">Figure </w:t>
+      </w:r>
+      <w:r>
+        <w:rPr>
+          <w:color w:val="000000" w:themeColor="text1"/>
+        </w:rPr>
+        <w:fldChar w:fldCharType="begin"/>
+        <w:instrText xml:space="preserve"> SEQ Figure \* Arabic </w:instrText>
+        <w:fldChar w:fldCharType="separate"/>
+      </w:r>
+      <w:r>
+        <w:rPr>
+          <w:color w:val="000000" w:themeColor="text1"/>
+        </w:rPr>
+        <w:t xml:space="preserve">1</w:t>
+      </w:r>
+      <w:r>
+        <w:rPr>
+          <w:color w:val="000000" w:themeColor="text1"/>
+        </w:rPr>
+        <w:fldChar w:fldCharType="end"/>
+      </w:r>
+      <w:r>
+        <w:rPr>
+          <w:color w:val="000000" w:themeColor="text1"/>
+        </w:rPr>
+        <w:t xml:space="preserve">. Two architectures on the same cell.  </w:t>
+      </w:r>
+      <w:r>
+        <w:rPr>
+          <w:color w:val="000000" w:themeColor="text1"/>
+        </w:rPr>
+      </w:r>
+    </w:p>
+    <w:p>
+      <w:pPr>
         <w:pStyle w:val="707"/>
         <w:pBdr/>
         <w:spacing w:after="120" w:before="240"/>
         <w:ind/>
         <w:rPr>
+          <w:lang w:val="en-SG"/>
+        </w:rPr>
+      </w:pPr>
+      <w:r>
+        <w:rPr>
+          <w:lang w:val="en-SG"/>
+        </w:rPr>
+      </w:r>
+      <w:r>
+        <w:rPr>
+          <w:lang w:val="en-SG"/>
+        </w:rPr>
+      </w:r>
+      <w:r>
+        <w:rPr>
+          <w:lang w:val="en-SG"/>
+        </w:rPr>
+      </w:r>
+    </w:p>
+    <w:p>
+      <w:pPr>
+        <w:pStyle w:val="707"/>
+        <w:pBdr/>
+        <w:spacing w:after="120" w:before="240"/>
+        <w:ind/>
+        <w:rPr>
+          <w:b/>
+          <w:bCs/>
+          <w:sz w:val="26"/>
+          <w:szCs w:val="26"/>
+          <w:highlight w:val="none"/>
           <w:lang w:val="en-SG"/>
         </w:rPr>
       </w:pPr>
@@ -1737,9 +2208,21 @@
           <w:iCs w:val="0"/>
           <w:sz w:val="24"/>
           <w:szCs w:val="24"/>
+          <w:lang w:val="en-US"/>
+        </w:rPr>
+        <w:t xml:space="preserve">Same physical</w:t>
+      </w:r>
+      <w:r>
+        <w:rPr>
+          <w:b/>
+          <w:bCs/>
+          <w:i w:val="0"/>
+          <w:iCs w:val="0"/>
+          <w:sz w:val="24"/>
+          <w:szCs w:val="24"/>
           <w:lang w:val="en-SG"/>
         </w:rPr>
-        <w:t xml:space="preserve">One cell and one controller interface. </w:t>
+        <w:t xml:space="preserve"> cell and one controller interface. </w:t>
       </w:r>
       <w:r>
         <w:rPr>
@@ -1751,7 +2234,42 @@
           <w:szCs w:val="24"/>
           <w:lang w:val="en-SG"/>
         </w:rPr>
-        <w:t xml:space="preserve">Both architectures command the arm through the same controller object. A motion primitive that reached past that interface for a driver-specific attribute would mean the study measures plumbing rather than architecture.</w:t>
+      </w:r>
+      <w:r>
+        <w:rPr>
+          <w:b w:val="0"/>
+          <w:bCs w:val="0"/>
+          <w:i w:val="0"/>
+          <w:iCs w:val="0"/>
+          <w:sz w:val="24"/>
+          <w:szCs w:val="24"/>
+          <w:lang w:val="en-SG"/>
+        </w:rPr>
+        <w:t xml:space="preserve">Both architectures drive the arm through the same controller class. Neither is allowed to bypass it and call the robot driver itself. The driver offers extra features, such as force control, and if one architecture used them the other would be at a disadvan</w:t>
+      </w:r>
+      <w:r>
+        <w:rPr>
+          <w:b w:val="0"/>
+          <w:bCs w:val="0"/>
+          <w:i w:val="0"/>
+          <w:iCs w:val="0"/>
+          <w:sz w:val="24"/>
+          <w:szCs w:val="24"/>
+          <w:lang w:val="en-SG"/>
+        </w:rPr>
+        <w:t xml:space="preserve">tage</w:t>
+      </w:r>
+      <w:r>
+        <w:rPr>
+          <w:b w:val="0"/>
+          <w:bCs w:val="0"/>
+          <w:i w:val="0"/>
+          <w:iCs w:val="0"/>
+          <w:sz w:val="24"/>
+          <w:szCs w:val="24"/>
+          <w:lang w:val="en-US"/>
+        </w:rPr>
+        <w:t xml:space="preserve">.</w:t>
       </w:r>
       <w:r>
         <w:rPr>
@@ -1846,6 +2364,12 @@
         <w:ind w:left="340"/>
         <w:jc w:val="both"/>
         <w:rPr>
+          <w:b w:val="0"/>
+          <w:bCs w:val="0"/>
+          <w:i w:val="0"/>
+          <w:sz w:val="24"/>
+          <w:szCs w:val="24"/>
+          <w:highlight w:val="none"/>
           <w:lang w:val="en-SG"/>
         </w:rPr>
       </w:pPr>
@@ -1883,7 +2407,7 @@
       <w:pPr>
         <w:pBdr/>
         <w:spacing w:after="140" w:line="276" w:lineRule="auto"/>
-        <w:ind/>
+        <w:ind w:left="0"/>
         <w:jc w:val="both"/>
         <w:rPr>
           <w:lang w:val="en-SG"/>
@@ -1897,9 +2421,90 @@
           <w:iCs w:val="0"/>
           <w:sz w:val="24"/>
           <w:szCs w:val="24"/>
+          <w:highlight w:val="none"/>
+          <w:lang w:val="en-US"/>
+        </w:rPr>
+        <w:t xml:space="preserve">These rules are enforced by the software. Code is shared between the two architectures only when both use it while running, and an automatic test checks for it. </w:t>
+      </w:r>
+      <w:r>
+        <w:rPr>
+          <w:b w:val="0"/>
+          <w:bCs w:val="0"/>
+          <w:i w:val="0"/>
+          <w:iCs w:val="0"/>
+          <w:sz w:val="24"/>
+          <w:szCs w:val="24"/>
+          <w:highlight w:val="none"/>
+          <w:lang w:val="en-SG" w:bidi="en-SG"/>
+        </w:rPr>
+      </w:r>
+      <w:r>
+        <w:t xml:space="preserve">The evaluation harness, which is the program that runs the trials and records the results, is not allowed to import either architecture, and a second test checks that too.</w:t>
+      </w:r>
+      <w:r>
+        <w:rPr>
+          <w:b w:val="0"/>
+          <w:bCs w:val="0"/>
+          <w:i w:val="0"/>
+          <w:iCs w:val="0"/>
+          <w:sz w:val="24"/>
+          <w:szCs w:val="24"/>
+          <w:highlight w:val="none"/>
+          <w:lang w:val="en-SG" w:bidi="en-SG"/>
+        </w:rPr>
+      </w:r>
+      <w:r>
+        <w:rPr>
+          <w:b w:val="0"/>
+          <w:bCs w:val="0"/>
+          <w:i w:val="0"/>
+          <w:iCs w:val="0"/>
+          <w:sz w:val="24"/>
+          <w:szCs w:val="24"/>
+          <w:highlight w:val="none"/>
           <w:lang w:val="en-SG"/>
         </w:rPr>
-        <w:t xml:space="preserve">These rules are enforced by the software layout rather than by discipline. A module is shared between the two architectures only if both use it at run time, so mathematics used by one side stays with that side</w:t>
+      </w:r>
+    </w:p>
+    <w:p>
+      <w:pPr>
+        <w:pBdr/>
+        <w:spacing w:after="140" w:line="276" w:lineRule="auto"/>
+        <w:ind/>
+        <w:jc w:val="both"/>
+        <w:rPr>
+          <w:b w:val="0"/>
+          <w:bCs w:val="0"/>
+          <w:i w:val="0"/>
+          <w:sz w:val="24"/>
+          <w:szCs w:val="24"/>
+          <w:highlight w:val="none"/>
+          <w:lang w:val="en-SG"/>
+        </w:rPr>
+      </w:pPr>
+      <w:r>
+        <w:rPr>
+          <w:b w:val="0"/>
+          <w:bCs w:val="0"/>
+          <w:i w:val="0"/>
+          <w:iCs w:val="0"/>
+          <w:sz w:val="24"/>
+          <w:szCs w:val="24"/>
+          <w:lang w:val="en-US"/>
+        </w:rPr>
+        <w:t xml:space="preserve">Moreover, </w:t>
+      </w:r>
+      <w:r>
+        <w:rPr>
+          <w:b w:val="0"/>
+          <w:bCs w:val="0"/>
+          <w:i w:val="0"/>
+          <w:iCs w:val="0"/>
+          <w:sz w:val="24"/>
+          <w:szCs w:val="24"/>
+          <w:lang w:val="en-US"/>
+        </w:rPr>
+        <w:t xml:space="preserve">e</w:t>
       </w:r>
       <w:r>
         <w:rPr>
@@ -1911,7 +2516,31 @@
           <w:szCs w:val="24"/>
           <w:lang w:val="en-SG"/>
         </w:rPr>
-        <w:t xml:space="preserve">, and an automated test checks that boundary. A second test refuses to let the evaluation harness, which is the program that runs the trials and records the results, import either architecture. Every tunable value lives in one configuration file, so the tw</w:t>
+        <w:t xml:space="preserve">very tunable value </w:t>
+      </w:r>
+      <w:r>
+        <w:rPr>
+          <w:b w:val="0"/>
+          <w:bCs w:val="0"/>
+          <w:i w:val="0"/>
+          <w:iCs w:val="0"/>
+          <w:sz w:val="24"/>
+          <w:szCs w:val="24"/>
+          <w:lang w:val="en-US"/>
+        </w:rPr>
+        <w:t xml:space="preserve">can be found</w:t>
+      </w:r>
+      <w:r>
+        <w:rPr>
+          <w:b w:val="0"/>
+          <w:bCs w:val="0"/>
+          <w:i w:val="0"/>
+          <w:iCs w:val="0"/>
+          <w:sz w:val="24"/>
+          <w:szCs w:val="24"/>
+          <w:lang w:val="en-US"/>
+        </w:rPr>
+        <w:t xml:space="preserve"> </w:t>
       </w:r>
       <w:r>
         <w:rPr>
@@ -1923,10 +2552,162 @@
           <w:szCs w:val="24"/>
           <w:lang w:val="en-SG"/>
         </w:rPr>
-        <w:t xml:space="preserve">o cannot drift apart through a number buried in a source file. Architecture B’s ceiling on movement per control step is derived from the same speed limit that bounds Architecture A rather than written down separately, and a test asserts that the two agree.</w:t>
+        <w:t xml:space="preserve">in one configuration file, </w:t>
       </w:r>
       <w:r>
         <w:rPr>
+          <w:b w:val="0"/>
+          <w:bCs w:val="0"/>
+          <w:i w:val="0"/>
+          <w:iCs w:val="0"/>
+          <w:sz w:val="24"/>
+          <w:szCs w:val="24"/>
+          <w:lang w:val="en-US"/>
+        </w:rPr>
+        <w:t xml:space="preserve">so the two architectures will always have the same settings. </w:t>
+      </w:r>
+      <w:r>
+        <w:rPr>
+          <w:b w:val="0"/>
+          <w:bCs w:val="0"/>
+          <w:i w:val="0"/>
+          <w:iCs w:val="0"/>
+          <w:sz w:val="24"/>
+          <w:szCs w:val="24"/>
+          <w:lang w:val="en-SG"/>
+        </w:rPr>
+        <w:t xml:space="preserve">Architecture B’s ceiling on movement per control step is derived from the same speed limit that</w:t>
+      </w:r>
+      <w:r>
+        <w:rPr>
+          <w:b w:val="0"/>
+          <w:bCs w:val="0"/>
+          <w:i w:val="0"/>
+          <w:iCs w:val="0"/>
+          <w:sz w:val="24"/>
+          <w:szCs w:val="24"/>
+          <w:lang w:val="en-US"/>
+        </w:rPr>
+        <w:t xml:space="preserve"> </w:t>
+      </w:r>
+      <w:r>
+        <w:rPr>
+          <w:b w:val="0"/>
+          <w:bCs w:val="0"/>
+          <w:i w:val="0"/>
+          <w:iCs w:val="0"/>
+          <w:sz w:val="24"/>
+          <w:szCs w:val="24"/>
+          <w:lang w:val="en-SG"/>
+        </w:rPr>
+        <w:t xml:space="preserve">Architecture A </w:t>
+      </w:r>
+      <w:r>
+        <w:rPr>
+          <w:b w:val="0"/>
+          <w:bCs w:val="0"/>
+          <w:i w:val="0"/>
+          <w:iCs w:val="0"/>
+          <w:sz w:val="24"/>
+          <w:szCs w:val="24"/>
+          <w:lang w:val="en-US"/>
+        </w:rPr>
+        <w:t xml:space="preserve">obeys </w:t>
+      </w:r>
+      <w:r>
+        <w:rPr>
+          <w:b w:val="0"/>
+          <w:bCs w:val="0"/>
+          <w:i w:val="0"/>
+          <w:iCs w:val="0"/>
+          <w:sz w:val="24"/>
+          <w:szCs w:val="24"/>
+          <w:lang w:val="en-SG"/>
+        </w:rPr>
+        <w:t xml:space="preserve">and a test asserts that the two agree</w:t>
+      </w:r>
+      <w:r>
+        <w:rPr>
+          <w:b w:val="0"/>
+          <w:bCs w:val="0"/>
+          <w:i w:val="0"/>
+          <w:iCs w:val="0"/>
+          <w:sz w:val="24"/>
+          <w:szCs w:val="24"/>
+          <w:lang w:val="en-US"/>
+        </w:rPr>
+        <w:t xml:space="preserve">.</w:t>
+      </w:r>
+      <w:r>
+        <w:rPr>
+          <w:lang w:val="en-SG"/>
+        </w:rPr>
+      </w:r>
+      <w:r>
+        <w:rPr>
+          <w:lang w:val="en-SG"/>
+        </w:rPr>
+      </w:r>
+      <w:r>
+        <w:rPr>
+          <w:lang w:val="en-SG"/>
+        </w:rPr>
+      </w:r>
+      <w:r>
+        <w:rPr>
+          <w:b w:val="0"/>
+          <w:bCs w:val="0"/>
+          <w:i w:val="0"/>
+          <w:sz w:val="24"/>
+          <w:szCs w:val="24"/>
+          <w:highlight w:val="none"/>
+          <w:lang w:val="en-SG"/>
+        </w:rPr>
+      </w:r>
+      <w:r>
+        <w:rPr>
+          <w:b w:val="0"/>
+          <w:bCs w:val="0"/>
+          <w:i w:val="0"/>
+          <w:iCs w:val="0"/>
+          <w:sz w:val="24"/>
+          <w:szCs w:val="24"/>
+          <w:highlight w:val="none"/>
+          <w:lang w:val="en-SG" w:bidi="en-SG"/>
+        </w:rPr>
+      </w:r>
+      <w:r>
+        <w:rPr>
+          <w:b w:val="0"/>
+          <w:bCs w:val="0"/>
+          <w:i w:val="0"/>
+          <w:iCs w:val="0"/>
+          <w:sz w:val="24"/>
+          <w:szCs w:val="24"/>
+          <w:highlight w:val="none"/>
+          <w:lang w:val="en-SG" w:bidi="en-SG"/>
+        </w:rPr>
+      </w:r>
+      <w:r>
+        <w:rPr>
+          <w:b w:val="0"/>
+          <w:bCs w:val="0"/>
+          <w:i w:val="0"/>
+          <w:iCs w:val="0"/>
+          <w:sz w:val="24"/>
+          <w:szCs w:val="24"/>
+          <w:highlight w:val="none"/>
+          <w:lang w:val="en-SG"/>
+        </w:rPr>
+      </w:r>
+      <w:r>
+        <w:rPr>
+          <w:b w:val="0"/>
+          <w:bCs w:val="0"/>
+          <w:i w:val="0"/>
+          <w:sz w:val="24"/>
+          <w:szCs w:val="24"/>
+          <w:highlight w:val="none"/>
           <w:lang w:val="en-SG"/>
         </w:rPr>
       </w:r>
@@ -1964,6 +2745,12 @@
         <w:ind/>
         <w:jc w:val="both"/>
         <w:rPr>
+          <w:b w:val="0"/>
+          <w:bCs w:val="0"/>
+          <w:i w:val="0"/>
+          <w:sz w:val="24"/>
+          <w:szCs w:val="24"/>
+          <w:highlight w:val="none"/>
           <w:lang w:val="en-SG"/>
         </w:rPr>
       </w:pPr>
@@ -2023,6 +2810,79 @@
     </w:p>
     <w:p>
       <w:pPr>
+        <w:pBdr/>
+        <w:spacing w:after="140" w:line="276" w:lineRule="auto"/>
+        <w:ind/>
+        <w:jc w:val="both"/>
+        <w:rPr>
+          <w:lang w:val="en-SG"/>
+        </w:rPr>
+      </w:pPr>
+      <w:r>
+        <w:rPr>
+          <w:lang w:val="en-SG"/>
+        </w:rPr>
+      </w:r>
+      <w:r>
+        <w:rPr>
+          <w:lang w:val="en-SG"/>
+        </w:rPr>
+      </w:r>
+      <w:r>
+        <w:rPr>
+          <w:lang w:val="en-SG"/>
+        </w:rPr>
+      </w:r>
+    </w:p>
+    <w:p>
+      <w:pPr>
+        <w:pBdr/>
+        <w:spacing w:after="140" w:line="276" w:lineRule="auto"/>
+        <w:ind/>
+        <w:jc w:val="both"/>
+        <w:rPr>
+          <w:lang w:val="en-SG"/>
+        </w:rPr>
+      </w:pPr>
+      <w:r>
+        <w:rPr>
+          <w:b w:val="0"/>
+          <w:bCs w:val="0"/>
+          <w:i w:val="0"/>
+          <w:iCs w:val="0"/>
+          <w:sz w:val="24"/>
+          <w:szCs w:val="24"/>
+          <w:highlight w:val="none"/>
+          <w:lang w:val="en-SG" w:bidi="en-SG"/>
+        </w:rPr>
+      </w:r>
+      <w:r>
+        <w:rPr>
+          <w:b w:val="0"/>
+          <w:bCs w:val="0"/>
+          <w:i w:val="0"/>
+          <w:iCs w:val="0"/>
+          <w:sz w:val="24"/>
+          <w:szCs w:val="24"/>
+          <w:highlight w:val="none"/>
+          <w:lang w:val="en-SG" w:bidi="en-SG"/>
+        </w:rPr>
+      </w:r>
+      <w:r>
+        <w:rPr>
+          <w:b w:val="0"/>
+          <w:bCs w:val="0"/>
+          <w:i w:val="0"/>
+          <w:iCs w:val="0"/>
+          <w:sz w:val="24"/>
+          <w:szCs w:val="24"/>
+          <w:highlight w:val="none"/>
+          <w:lang w:val="en-SG"/>
+        </w:rPr>
+      </w:r>
+    </w:p>
+    <w:p>
+      <w:pPr>
         <w:pStyle w:val="707"/>
         <w:pBdr/>
         <w:spacing w:after="120" w:before="240"/>
@@ -2157,7 +3017,17 @@
           <w:szCs w:val="26"/>
           <w:lang w:val="en-SG"/>
         </w:rPr>
-        <w:t xml:space="preserve">3.4  The action space, and the one part still open</w:t>
+        <w:t xml:space="preserve">3.4  The action space</w:t>
+      </w:r>
+      <w:r>
+        <w:rPr>
+          <w:b/>
+          <w:bCs/>
+          <w:sz w:val="26"/>
+          <w:szCs w:val="26"/>
+          <w:lang w:val="en-US"/>
+        </w:rPr>
+        <w:t xml:space="preserve"> (still to be confirmed)</w:t>
       </w:r>
       <w:r>
         <w:rPr>
@@ -2185,7 +3055,31 @@
           <w:szCs w:val="24"/>
           <w:lang w:val="en-SG"/>
         </w:rPr>
-        <w:t xml:space="preserve">Both architectures command the arm in the same terms. An action is a change of tool pose in the robot base frame together with an absolute gripper target, which is seven numbers. Tool poses were chosen becau</w:t>
+        <w:t xml:space="preserve">Both architectures command the arm in the same </w:t>
+      </w:r>
+      <w:r>
+        <w:rPr>
+          <w:b w:val="0"/>
+          <w:bCs w:val="0"/>
+          <w:i w:val="0"/>
+          <w:iCs w:val="0"/>
+          <w:sz w:val="24"/>
+          <w:szCs w:val="24"/>
+          <w:lang w:val="en-US"/>
+        </w:rPr>
+        <w:t xml:space="preserve">way</w:t>
+      </w:r>
+      <w:r>
+        <w:rPr>
+          <w:b w:val="0"/>
+          <w:bCs w:val="0"/>
+          <w:i w:val="0"/>
+          <w:iCs w:val="0"/>
+          <w:sz w:val="24"/>
+          <w:szCs w:val="24"/>
+          <w:lang w:val="en-SG"/>
+        </w:rPr>
+        <w:t xml:space="preserve">. An action is a change of tool pose in the robot base frame together with an absolute gripper target, which is seven numbers. Tool poses were chosen becau</w:t>
       </w:r>
       <w:r>
         <w:rPr>
@@ -2223,9 +3117,9 @@
           <w:iCs w:val="0"/>
           <w:sz w:val="24"/>
           <w:szCs w:val="24"/>
-          <w:lang w:val="en-SG"/>
+          <w:lang w:val="en-US"/>
         </w:rPr>
-        <w:t xml:space="preserve">One part of this is still open, and a read-only check at the cell settles it in ten secon</w:t>
+        <w:t xml:space="preserve">The part that is still to be confirmed can be checked with the operation of the arm with gripper facing down for ten seconds. </w:t>
       </w:r>
       <w:r>
         <w:rPr>
@@ -2237,7 +3131,7 @@
           <w:szCs w:val="24"/>
           <w:lang w:val="en-SG"/>
         </w:rPr>
-        <w:t xml:space="preserve">ds. The default gripper-down orientation has a rotation magnitude of pi, which is the wrap point of both rotation formats in use. A turn of pi about one axis equals a turn of pi about the opposite axis, so the recorded numbers can change sign while the phy</w:t>
+        <w:t xml:space="preserve">The default gripper-down orientation has a rotation magnitude of pi, which is the wrap point of both rotation formats in use. A turn of pi about one axis equals a turn of pi about the opposite axis, so the recorded numbers can change sign while the phy</w:t>
       </w:r>
       <w:r>
         <w:rPr>
@@ -2261,7 +3155,79 @@
           <w:szCs w:val="24"/>
           <w:lang w:val="en-SG"/>
         </w:rPr>
-        <w:t xml:space="preserve">asp. If the check shows this happens on the real controller, rotation is stored as the first two columns of the rotation matrix instead. This is settled before the first episode is recorded, because changing it afterwards means exporting the dataset again.</w:t>
+        <w:t xml:space="preserve">asp. If the check shows this happens on the real controller, rotation is stored as the first two columns of the rotation matrix instead. This </w:t>
+      </w:r>
+      <w:r>
+        <w:rPr>
+          <w:b w:val="0"/>
+          <w:bCs w:val="0"/>
+          <w:i w:val="0"/>
+          <w:iCs w:val="0"/>
+          <w:sz w:val="24"/>
+          <w:szCs w:val="24"/>
+          <w:lang w:val="en-US"/>
+        </w:rPr>
+        <w:t xml:space="preserve">must be</w:t>
+      </w:r>
+      <w:r>
+        <w:rPr>
+          <w:b w:val="0"/>
+          <w:bCs w:val="0"/>
+          <w:i w:val="0"/>
+          <w:iCs w:val="0"/>
+          <w:sz w:val="24"/>
+          <w:szCs w:val="24"/>
+          <w:lang w:val="en-US"/>
+        </w:rPr>
+        <w:t xml:space="preserve"> </w:t>
+      </w:r>
+      <w:r>
+        <w:rPr>
+          <w:b w:val="0"/>
+          <w:bCs w:val="0"/>
+          <w:i w:val="0"/>
+          <w:iCs w:val="0"/>
+          <w:sz w:val="24"/>
+          <w:szCs w:val="24"/>
+          <w:lang w:val="en-SG"/>
+        </w:rPr>
+        <w:t xml:space="preserve">settled before the first episode is recorded, because changing it afterwards means </w:t>
+      </w:r>
+      <w:r>
+        <w:rPr>
+          <w:b w:val="0"/>
+          <w:bCs w:val="0"/>
+          <w:i w:val="0"/>
+          <w:iCs w:val="0"/>
+          <w:sz w:val="24"/>
+          <w:szCs w:val="24"/>
+          <w:lang w:val="en-US"/>
+        </w:rPr>
+        <w:t xml:space="preserve">we have to export</w:t>
+      </w:r>
+      <w:r>
+        <w:rPr>
+          <w:b w:val="0"/>
+          <w:bCs w:val="0"/>
+          <w:i w:val="0"/>
+          <w:iCs w:val="0"/>
+          <w:sz w:val="24"/>
+          <w:szCs w:val="24"/>
+          <w:lang w:val="en-US"/>
+        </w:rPr>
+        <w:t xml:space="preserve"> </w:t>
+      </w:r>
+      <w:r>
+        <w:rPr>
+          <w:b w:val="0"/>
+          <w:bCs w:val="0"/>
+          <w:i w:val="0"/>
+          <w:iCs w:val="0"/>
+          <w:sz w:val="24"/>
+          <w:szCs w:val="24"/>
+          <w:lang w:val="en-SG"/>
+        </w:rPr>
+        <w:t xml:space="preserve">the dataset again.</w:t>
       </w:r>
       <w:r>
         <w:rPr>
@@ -4094,7 +5060,19 @@
           <w:szCs w:val="24"/>
           <w:lang w:val="en-SG"/>
         </w:rPr>
-        <w:t xml:space="preserve">The supervisor sent the paper by Shan and Cheah, which is the anchor for the related work above, on 28 August. The depth camera was collected from Xing Ge, a PhD student in the laboratory, on 1 September. The rules for working in the shared cell were obtai</w:t>
+        <w:t xml:space="preserve">The supervisor</w:t>
+      </w:r>
+      <w:r>
+        <w:rPr>
+          <w:b w:val="0"/>
+          <w:bCs w:val="0"/>
+          <w:i w:val="0"/>
+          <w:iCs w:val="0"/>
+          <w:sz w:val="24"/>
+          <w:szCs w:val="24"/>
+          <w:lang w:val="en-US"/>
+        </w:rPr>
+        <w:t xml:space="preserve">, Prof Cheah</w:t>
       </w:r>
       <w:r>
         <w:rPr>
@@ -4106,7 +5084,31 @@
           <w:szCs w:val="24"/>
           <w:lang w:val="en-SG"/>
         </w:rPr>
-        <w:t xml:space="preserve">ned from Koji, another of the supervisor’s PhD students, and they are the reason the per-session calibration requirement above exists. The supervisor also updated the project title on 31 August, which matters because examiners are allocated from the title.</w:t>
+        <w:t xml:space="preserve"> sent the paper by Shan and Cheah, which is the anchor for the related work above, on 28 August. The depth camera was collected from Xing Ge, a PhD student in the laboratory, on 1 September. The rules for working in the shared cell were obtai</w:t>
+      </w:r>
+      <w:r>
+        <w:rPr>
+          <w:b w:val="0"/>
+          <w:bCs w:val="0"/>
+          <w:i w:val="0"/>
+          <w:iCs w:val="0"/>
+          <w:sz w:val="24"/>
+          <w:szCs w:val="24"/>
+          <w:lang w:val="en-SG"/>
+        </w:rPr>
+        <w:t xml:space="preserve">ned from Koji, another of the supervisor’s PhD students, and they are the reason the per-session calibration requirement above exists. The supervisor also updated the project title on 31 August</w:t>
+      </w:r>
+      <w:r>
+        <w:rPr>
+          <w:b w:val="0"/>
+          <w:bCs w:val="0"/>
+          <w:i w:val="0"/>
+          <w:iCs w:val="0"/>
+          <w:sz w:val="24"/>
+          <w:szCs w:val="24"/>
+          <w:lang w:val="en-US"/>
+        </w:rPr>
+        <w:t xml:space="preserve">.</w:t>
       </w:r>
       <w:r>
         <w:rPr>
@@ -4121,6 +5123,11 @@
         <w:spacing w:after="120" w:before="240"/>
         <w:ind/>
         <w:rPr>
+          <w:b/>
+          <w:bCs/>
+          <w:sz w:val="26"/>
+          <w:szCs w:val="26"/>
+          <w:highlight w:val="none"/>
           <w:lang w:val="en-SG"/>
         </w:rPr>
       </w:pPr>
@@ -4215,6 +5222,12 @@
         <w:ind/>
         <w:jc w:val="both"/>
         <w:rPr>
+          <w:b w:val="0"/>
+          <w:bCs w:val="0"/>
+          <w:i w:val="0"/>
+          <w:sz w:val="24"/>
+          <w:szCs w:val="24"/>
+          <w:highlight w:val="none"/>
           <w:lang w:val="en-SG"/>
         </w:rPr>
       </w:pPr>
@@ -4262,11 +5275,351 @@
     </w:p>
     <w:p>
       <w:pPr>
+        <w:pStyle w:val="707"/>
+        <w:pBdr/>
+        <w:spacing w:after="120" w:before="240"/>
+        <w:ind/>
+        <w:rPr>
+          <w:lang w:val="en-SG"/>
+        </w:rPr>
+      </w:pPr>
+      <w:r>
+        <w:rPr>
+          <w:lang w:val="en-SG"/>
+        </w:rPr>
+      </w:r>
+      <w:r>
+        <w:rPr>
+          <w:lang w:val="en-SG"/>
+        </w:rPr>
+      </w:r>
+      <w:r>
+        <w:rPr>
+          <w:lang w:val="en-SG"/>
+        </w:rPr>
+        <mc:AlternateContent>
+          <mc:Choice Requires="wpg">
+            <w:drawing>
+              <wp:inline xmlns:wp="http://schemas.openxmlformats.org/drawingml/2006/wordprocessingDrawing" distT="0" distB="0" distL="0" distR="0">
+                <wp:extent cx="2738577" cy="1529469"/>
+                <wp:effectExtent l="0" t="0" r="0" b="0"/>
+                <wp:docPr id="2" name=""/>
+                <wp:cNvGraphicFramePr>
+                  <a:graphicFrameLocks xmlns:a="http://schemas.openxmlformats.org/drawingml/2006/main" noChangeAspect="1"/>
+                </wp:cNvGraphicFramePr>
+                <a:graphic xmlns:a="http://schemas.openxmlformats.org/drawingml/2006/main">
+                  <a:graphicData uri="http://schemas.openxmlformats.org/drawingml/2006/picture">
+                    <pic:pic xmlns:pic="http://schemas.openxmlformats.org/drawingml/2006/picture">
+                      <pic:nvPicPr>
+                        <pic:cNvPr id="599393610" name=""/>
+                        <pic:cNvPicPr>
+                          <a:picLocks noChangeAspect="1"/>
+                        </pic:cNvPicPr>
+                        <pic:nvPr/>
+                      </pic:nvPicPr>
+                      <pic:blipFill rotWithShape="1">
+                        <a:blip r:embed="rId12"/>
+                        <a:stretch/>
+                      </pic:blipFill>
+                      <pic:spPr bwMode="auto">
+                        <a:xfrm flipH="0" flipV="0">
+                          <a:off x="0" y="0"/>
+                          <a:ext cx="2738575" cy="1529469"/>
+                        </a:xfrm>
+                        <a:prstGeom prst="rect">
+                          <a:avLst/>
+                        </a:prstGeom>
+                      </pic:spPr>
+                    </pic:pic>
+                  </a:graphicData>
+                </a:graphic>
+              </wp:inline>
+            </w:drawing>
+          </mc:Choice>
+          <mc:Fallback>
+            <w:pict>
+              <v:shapetype id="_x0000_t75" coordsize="21600,21600" o:spt="75" o:preferrelative="t" path="m@4@5l@4@11@9@11@9@5xe" filled="f" stroked="f">
+                <v:stroke joinstyle="miter"/>
+                <v:formulas>
+                  <v:f eqn="if lineDrawn pixelLineWidth 0"/>
+                  <v:f eqn="sum @0 1 0"/>
+                  <v:f eqn="sum 0 0 @1"/>
+                  <v:f eqn="prod @2 1 2"/>
+                  <v:f eqn="prod @3 21600 pixelWidth"/>
+                  <v:f eqn="prod @3 21600 pixelHeight"/>
+                  <v:f eqn="sum @0 0 1"/>
+                  <v:f eqn="prod @6 1 2"/>
+                  <v:f eqn="prod @7 21600 pixelWidth"/>
+                  <v:f eqn="sum @8 21600 0"/>
+                  <v:f eqn="prod @7 21600 pixelHeight"/>
+                  <v:f eqn="sum @10 21600 0"/>
+                </v:formulas>
+                <v:path o:extrusionok="f" gradientshapeok="t" o:connecttype="rect"/>
+                <o:lock v:ext="edit" aspectratio="t"/>
+              </v:shapetype>
+              <v:shape id="_x0000_i1" o:spid="_x0000_s1" type="#_x0000_t75" style="width:215.64pt;height:120.43pt;mso-wrap-distance-left:0.00pt;mso-wrap-distance-top:0.00pt;mso-wrap-distance-right:0.00pt;mso-wrap-distance-bottom:0.00pt;z-index:1;" stroked="false">
+                <v:imagedata r:id="rId12" o:title=""/>
+                <o:lock v:ext="edit" rotation="t"/>
+              </v:shape>
+            </w:pict>
+          </mc:Fallback>
+        </mc:AlternateContent>
+      </w:r>
+      <w:r>
+        <w:rPr>
+          <w:lang w:val="en-SG"/>
+        </w:rPr>
+      </w:r>
+      <w:r>
+        <w:rPr>
+          <w:b/>
+          <w:bCs/>
+          <w:sz w:val="26"/>
+          <w:szCs w:val="26"/>
+          <w:highlight w:val="none"/>
+          <w:lang w:val="en-SG" w:bidi="en-SG"/>
+        </w:rPr>
+        <mc:AlternateContent>
+          <mc:Choice Requires="wpg">
+            <w:drawing>
+              <wp:inline xmlns:wp="http://schemas.openxmlformats.org/drawingml/2006/wordprocessingDrawing" distT="0" distB="0" distL="0" distR="0">
+                <wp:extent cx="2719057" cy="1529469"/>
+                <wp:effectExtent l="0" t="0" r="0" b="0"/>
+                <wp:docPr id="3" name=""/>
+                <wp:cNvGraphicFramePr>
+                  <a:graphicFrameLocks xmlns:a="http://schemas.openxmlformats.org/drawingml/2006/main" noChangeAspect="1"/>
+                </wp:cNvGraphicFramePr>
+                <a:graphic xmlns:a="http://schemas.openxmlformats.org/drawingml/2006/main">
+                  <a:graphicData uri="http://schemas.openxmlformats.org/drawingml/2006/picture">
+                    <pic:pic xmlns:pic="http://schemas.openxmlformats.org/drawingml/2006/picture">
+                      <pic:nvPicPr>
+                        <pic:cNvPr id="391168865" name=""/>
+                        <pic:cNvPicPr>
+                          <a:picLocks noChangeAspect="1"/>
+                        </pic:cNvPicPr>
+                        <pic:nvPr/>
+                      </pic:nvPicPr>
+                      <pic:blipFill rotWithShape="1">
+                        <a:blip r:embed="rId13"/>
+                        <a:stretch/>
+                      </pic:blipFill>
+                      <pic:spPr bwMode="auto">
+                        <a:xfrm flipH="0" flipV="0">
+                          <a:off x="0" y="0"/>
+                          <a:ext cx="2719055" cy="1529469"/>
+                        </a:xfrm>
+                        <a:prstGeom prst="rect">
+                          <a:avLst/>
+                        </a:prstGeom>
+                      </pic:spPr>
+                    </pic:pic>
+                  </a:graphicData>
+                </a:graphic>
+              </wp:inline>
+            </w:drawing>
+          </mc:Choice>
+          <mc:Fallback>
+            <w:pict>
+              <v:shapetype id="_x0000_t75" coordsize="21600,21600" o:spt="75" o:preferrelative="t" path="m@4@5l@4@11@9@11@9@5xe" filled="f" stroked="f">
+                <v:stroke joinstyle="miter"/>
+                <v:formulas>
+                  <v:f eqn="if lineDrawn pixelLineWidth 0"/>
+                  <v:f eqn="sum @0 1 0"/>
+                  <v:f eqn="sum 0 0 @1"/>
+                  <v:f eqn="prod @2 1 2"/>
+                  <v:f eqn="prod @3 21600 pixelWidth"/>
+                  <v:f eqn="prod @3 21600 pixelHeight"/>
+                  <v:f eqn="sum @0 0 1"/>
+                  <v:f eqn="prod @6 1 2"/>
+                  <v:f eqn="prod @7 21600 pixelWidth"/>
+                  <v:f eqn="sum @8 21600 0"/>
+                  <v:f eqn="prod @7 21600 pixelHeight"/>
+                  <v:f eqn="sum @10 21600 0"/>
+                </v:formulas>
+                <v:path o:extrusionok="f" gradientshapeok="t" o:connecttype="rect"/>
+                <o:lock v:ext="edit" aspectratio="t"/>
+              </v:shapetype>
+              <v:shape id="_x0000_i2" o:spid="_x0000_s2" type="#_x0000_t75" style="width:214.10pt;height:120.43pt;mso-wrap-distance-left:0.00pt;mso-wrap-distance-top:0.00pt;mso-wrap-distance-right:0.00pt;mso-wrap-distance-bottom:0.00pt;z-index:1;" stroked="false">
+                <v:imagedata r:id="rId13" o:title=""/>
+                <o:lock v:ext="edit" rotation="t"/>
+              </v:shape>
+            </w:pict>
+          </mc:Fallback>
+        </mc:AlternateContent>
+      </w:r>
+      <w:r>
+        <w:rPr>
+          <w:lang w:val="en-SG"/>
+        </w:rPr>
+      </w:r>
+      <w:r>
+        <w:rPr>
+          <w:lang w:val="en-SG"/>
+        </w:rPr>
+      </w:r>
+      <w:r>
+        <w:rPr>
+          <w:b w:val="0"/>
+          <w:bCs w:val="0"/>
+          <w:i w:val="0"/>
+          <w:iCs w:val="0"/>
+          <w:sz w:val="24"/>
+          <w:szCs w:val="24"/>
+          <w:highlight w:val="none"/>
+          <w:lang w:val="en-SG" w:bidi="en-SG"/>
+        </w:rPr>
+      </w:r>
+      <w:r>
+        <w:rPr>
+          <w:b w:val="0"/>
+          <w:bCs w:val="0"/>
+          <w:i w:val="0"/>
+          <w:iCs w:val="0"/>
+          <w:sz w:val="24"/>
+          <w:szCs w:val="24"/>
+          <w:highlight w:val="none"/>
+          <w:lang w:val="en-SG" w:bidi="en-SG"/>
+        </w:rPr>
+      </w:r>
+      <w:r>
+        <w:rPr>
+          <w:b w:val="0"/>
+          <w:bCs w:val="0"/>
+          <w:i w:val="0"/>
+          <w:iCs w:val="0"/>
+          <w:sz w:val="24"/>
+          <w:szCs w:val="24"/>
+          <w:highlight w:val="none"/>
+          <w:lang w:val="en-SG"/>
+        </w:rPr>
+      </w:r>
+      <w:r>
+        <w:rPr>
+          <w:lang w:val="en-SG"/>
+        </w:rPr>
+      </w:r>
+    </w:p>
+    <w:p>
+      <w:pPr>
+        <w:pStyle w:val="180"/>
+        <w:pBdr/>
+        <w:spacing/>
+        <w:ind/>
+        <w:jc w:val="center"/>
+        <w:rPr>
+          <w:color w:val="000000" w:themeColor="text1"/>
+        </w:rPr>
+      </w:pPr>
+      <w:r>
+        <w:rPr>
+          <w:color w:val="000000" w:themeColor="text1"/>
+        </w:rPr>
+        <w:t xml:space="preserve">Figure </w:t>
+      </w:r>
+      <w:r>
+        <w:rPr>
+          <w:color w:val="000000" w:themeColor="text1"/>
+        </w:rPr>
+        <w:fldChar w:fldCharType="begin"/>
+        <w:instrText xml:space="preserve"> SEQ Figure \* Arabic </w:instrText>
+        <w:fldChar w:fldCharType="separate"/>
+      </w:r>
+      <w:r>
+        <w:rPr>
+          <w:color w:val="000000" w:themeColor="text1"/>
+        </w:rPr>
+        <w:t xml:space="preserve">2</w:t>
+        <w:fldChar w:fldCharType="end"/>
+      </w:r>
+      <w:r>
+        <w:rPr>
+          <w:color w:val="000000" w:themeColor="text1"/>
+        </w:rPr>
+        <w:t xml:space="preserve">. 2 Oranges placed side by side, mimicking tier 2 ambiguity case.  </w:t>
+      </w:r>
+      <w:r>
+        <w:rPr>
+          <w:color w:val="000000" w:themeColor="text1"/>
+        </w:rPr>
+      </w:r>
+      <w:r>
+        <w:rPr>
+          <w:color w:val="000000" w:themeColor="text1"/>
+        </w:rPr>
+      </w:r>
+      <w:r>
+        <w:rPr>
+          <w:b w:val="0"/>
+          <w:bCs w:val="0"/>
+          <w:i w:val="0"/>
+          <w:iCs w:val="0"/>
+          <w:sz w:val="24"/>
+          <w:szCs w:val="24"/>
+          <w:highlight w:val="none"/>
+          <w:lang w:val="en-SG"/>
+        </w:rPr>
+      </w:r>
+      <w:r/>
+      <w:r>
+        <w:rPr>
+          <w:color w:val="000000" w:themeColor="text1"/>
+        </w:rPr>
+      </w:r>
+      <w:r>
+        <w:rPr>
+          <w:b w:val="0"/>
+          <w:bCs w:val="0"/>
+          <w:i w:val="0"/>
+          <w:iCs w:val="0"/>
+          <w:sz w:val="24"/>
+          <w:szCs w:val="24"/>
+          <w:highlight w:val="none"/>
+          <w:lang w:val="en-SG"/>
+        </w:rPr>
+      </w:r>
+      <w:r>
+        <w:rPr>
+          <w:b w:val="0"/>
+          <w:bCs w:val="0"/>
+          <w:i w:val="0"/>
+          <w:iCs w:val="0"/>
+          <w:sz w:val="24"/>
+          <w:szCs w:val="24"/>
+          <w:highlight w:val="none"/>
+          <w:lang w:val="en-SG"/>
+        </w:rPr>
+      </w:r>
+      <w:r>
+        <w:rPr>
+          <w:b w:val="0"/>
+          <w:bCs w:val="0"/>
+          <w:i w:val="0"/>
+          <w:iCs w:val="0"/>
+          <w:sz w:val="24"/>
+          <w:szCs w:val="24"/>
+          <w:highlight w:val="none"/>
+          <w:lang w:val="en-SG"/>
+        </w:rPr>
+      </w:r>
+      <w:r>
+        <w:rPr>
+          <w:color w:val="000000" w:themeColor="text1"/>
+        </w:rPr>
+      </w:r>
+    </w:p>
+    <w:p>
+      <w:pPr>
         <w:pBdr/>
         <w:spacing w:after="140" w:line="276" w:lineRule="auto"/>
         <w:ind/>
         <w:jc w:val="both"/>
         <w:rPr>
+          <w:b w:val="0"/>
+          <w:bCs w:val="0"/>
+          <w:i w:val="0"/>
+          <w:sz w:val="24"/>
+          <w:szCs w:val="24"/>
+          <w:highlight w:val="none"/>
           <w:lang w:val="en-SG"/>
         </w:rPr>
       </w:pPr>
@@ -4386,7 +5739,7 @@
           <w:szCs w:val="24"/>
           <w:lang w:val="en-SG"/>
         </w:rPr>
-        <w:t xml:space="preserve">Stating this plainly matters, because the schedule that follows depends on it. No demonstration episode has been recorded, so the dataset count starts at zero. The calibration file is not written, because the transform needs th</w:t>
+        <w:t xml:space="preserve">No demonstration episode has been recorded, so the dataset count starts at zero. The calibration file is not written, because the transform needs th</w:t>
       </w:r>
       <w:r>
         <w:rPr>
@@ -4398,7 +5751,31 @@
           <w:szCs w:val="24"/>
           <w:lang w:val="en-SG"/>
         </w:rPr>
-        <w:t xml:space="preserve">e cell. No fine-tuned checkpoint exists. The detector has not yet been run on the captured frames, and doing so is the first task in the two blocked weeks below. Apart from the speech front end, nothing in either architecture has run against real hardware.</w:t>
+        <w:t xml:space="preserve">e </w:t>
+      </w:r>
+      <w:r>
+        <w:rPr>
+          <w:b w:val="0"/>
+          <w:bCs w:val="0"/>
+          <w:i w:val="0"/>
+          <w:iCs w:val="0"/>
+          <w:sz w:val="24"/>
+          <w:szCs w:val="24"/>
+          <w:lang w:val="en-US"/>
+        </w:rPr>
+        <w:t xml:space="preserve">physical work </w:t>
+      </w:r>
+      <w:r>
+        <w:rPr>
+          <w:b w:val="0"/>
+          <w:bCs w:val="0"/>
+          <w:i w:val="0"/>
+          <w:iCs w:val="0"/>
+          <w:sz w:val="24"/>
+          <w:szCs w:val="24"/>
+          <w:lang w:val="en-SG"/>
+        </w:rPr>
+        <w:t xml:space="preserve">cell. No fine-tuned checkpoint exists. The detector has not yet been run on the captured frames, and doing so is the first task in the two blocked weeks below. Apart from the speech front end, nothing in either architecture has run against real hardware.</w:t>
       </w:r>
       <w:r>
         <w:rPr>
@@ -4450,7 +5827,7 @@
           <w:szCs w:val="26"/>
           <w:lang w:val="en-SG"/>
         </w:rPr>
-        <w:t xml:space="preserve">5.1  Basis and the constraint that shapes it</w:t>
+        <w:t xml:space="preserve">5.1  Basis</w:t>
       </w:r>
       <w:r>
         <w:rPr>
@@ -4478,7 +5855,7 @@
           <w:szCs w:val="24"/>
           <w:lang w:val="en-SG"/>
         </w:rPr>
-        <w:t xml:space="preserve">Week 1 was the week of 10 August 2026. The technical work is planned to be complete by 10 November 2026, which is an internal target and not a submission date. Every submission stays on the official N</w:t>
+        <w:t xml:space="preserve">Week 1 was the week of 10 August 2026. The technical work is planned to be complete by 10 November 2026, which is an internal target</w:t>
       </w:r>
       <w:r>
         <w:rPr>
@@ -4488,9 +5865,33 @@
           <w:iCs w:val="0"/>
           <w:sz w:val="24"/>
           <w:szCs w:val="24"/>
-          <w:lang w:val="en-SG"/>
+          <w:lang w:val="en-US"/>
         </w:rPr>
-        <w:t xml:space="preserve">TU dates. The reason for finishing early is that the interim report then carries results rather than progress, the demonstration and the final report exist in finished form five months before they are due, and any overrun eats buffer instead of a deadline.</w:t>
+        <w:t xml:space="preserve">.</w:t>
+      </w:r>
+      <w:r>
+        <w:rPr>
+          <w:b w:val="0"/>
+          <w:bCs w:val="0"/>
+          <w:i w:val="0"/>
+          <w:iCs w:val="0"/>
+          <w:sz w:val="24"/>
+          <w:szCs w:val="24"/>
+          <w:lang w:val="en-US"/>
+        </w:rPr>
+        <w:t xml:space="preserve"> </w:t>
+      </w:r>
+      <w:r>
+        <w:rPr>
+          <w:b w:val="0"/>
+          <w:bCs w:val="0"/>
+          <w:i w:val="0"/>
+          <w:iCs w:val="0"/>
+          <w:sz w:val="24"/>
+          <w:szCs w:val="24"/>
+          <w:lang w:val="en-US"/>
+        </w:rPr>
+        <w:t xml:space="preserve">This is to ensure that I have sufficient time buffer in case the plan overruns, and not rush near the deadline. </w:t>
       </w:r>
       <w:r>
         <w:rPr>
@@ -4542,7 +5943,31 @@
           <w:szCs w:val="24"/>
           <w:lang w:val="en-SG"/>
         </w:rPr>
-        <w:t xml:space="preserve">ardware-gated sequence afterwards. All of Architecture A, the speech front end, the evaluation harness and the robot side of Architecture B are already written and are waiting on hardware rather than on effort, which is what makes the compression credible.</w:t>
+        <w:t xml:space="preserve">ardware-gated sequence afterwards. All of Architecture A, the speech front end, the evaluation harness and the robot side of Architecture B are already written and are waiting on hardwar</w:t>
+      </w:r>
+      <w:r>
+        <w:rPr>
+          <w:b w:val="0"/>
+          <w:bCs w:val="0"/>
+          <w:i w:val="0"/>
+          <w:iCs w:val="0"/>
+          <w:sz w:val="24"/>
+          <w:szCs w:val="24"/>
+          <w:lang w:val="en-US"/>
+        </w:rPr>
+        <w:t xml:space="preserve">e</w:t>
+      </w:r>
+      <w:r>
+        <w:rPr>
+          <w:b w:val="0"/>
+          <w:bCs w:val="0"/>
+          <w:i w:val="0"/>
+          <w:iCs w:val="0"/>
+          <w:sz w:val="24"/>
+          <w:szCs w:val="24"/>
+          <w:lang w:val="en-SG"/>
+        </w:rPr>
+        <w:t xml:space="preserve">, which is what makes the compression credible.</w:t>
       </w:r>
       <w:r>
         <w:rPr>
@@ -20657,38 +22082,10 @@
           <w:iCs w:val="0"/>
           <w:sz w:val="24"/>
           <w:szCs w:val="24"/>
-          <w:lang w:val="en-SG"/>
+          <w:lang w:val="en-US"/>
         </w:rPr>
-        <w:t xml:space="preserve">1.  </w:t>
+        <w:t xml:space="preserve">1</w:t>
       </w:r>
-      <w:r>
-        <w:rPr>
-          <w:b w:val="0"/>
-          <w:bCs w:val="0"/>
-          <w:i w:val="0"/>
-          <w:iCs w:val="0"/>
-          <w:sz w:val="24"/>
-          <w:szCs w:val="24"/>
-          <w:lang w:val="en-SG"/>
-        </w:rPr>
-        <w:t xml:space="preserve">Architecture A end to end, spoken input, Tiers 0 to 2. No training and no data collection, so it is entirely within the student’s control. This alone is a complete project.</w:t>
-      </w:r>
-      <w:r>
-        <w:rPr>
-          <w:lang w:val="en-SG"/>
-        </w:rPr>
-      </w:r>
-    </w:p>
-    <w:p>
-      <w:pPr>
-        <w:pBdr/>
-        <w:spacing w:after="140" w:line="276" w:lineRule="auto"/>
-        <w:ind w:hanging="340" w:left="340"/>
-        <w:jc w:val="both"/>
-        <w:rPr>
-          <w:lang w:val="en-SG"/>
-        </w:rPr>
-      </w:pPr>
       <w:r>
         <w:rPr>
           <w:b/>
@@ -20699,7 +22096,7 @@
           <w:szCs w:val="24"/>
           <w:lang w:val="en-SG"/>
         </w:rPr>
-        <w:t xml:space="preserve">2.  </w:t>
+        <w:t xml:space="preserve">.  </w:t>
       </w:r>
       <w:r>
         <w:rPr>
@@ -20737,9 +22134,21 @@
           <w:iCs w:val="0"/>
           <w:sz w:val="24"/>
           <w:szCs w:val="24"/>
+          <w:lang w:val="en-US"/>
+        </w:rPr>
+        <w:t xml:space="preserve">2</w:t>
+      </w:r>
+      <w:r>
+        <w:rPr>
+          <w:b/>
+          <w:bCs/>
+          <w:i w:val="0"/>
+          <w:iCs w:val="0"/>
+          <w:sz w:val="24"/>
+          <w:szCs w:val="24"/>
           <w:lang w:val="en-SG"/>
         </w:rPr>
-        <w:t xml:space="preserve">3.  </w:t>
+        <w:t xml:space="preserve">.  </w:t>
       </w:r>
       <w:r>
         <w:rPr>
@@ -20777,9 +22186,21 @@
           <w:iCs w:val="0"/>
           <w:sz w:val="24"/>
           <w:szCs w:val="24"/>
+          <w:lang w:val="en-US"/>
+        </w:rPr>
+        <w:t xml:space="preserve">3</w:t>
+      </w:r>
+      <w:r>
+        <w:rPr>
+          <w:b/>
+          <w:bCs/>
+          <w:i w:val="0"/>
+          <w:iCs w:val="0"/>
+          <w:sz w:val="24"/>
+          <w:szCs w:val="24"/>
           <w:lang w:val="en-SG"/>
         </w:rPr>
-        <w:t xml:space="preserve">4.  </w:t>
+        <w:t xml:space="preserve">.  </w:t>
       </w:r>
       <w:r>
         <w:rPr>
@@ -20817,9 +22238,21 @@
           <w:iCs w:val="0"/>
           <w:sz w:val="24"/>
           <w:szCs w:val="24"/>
+          <w:lang w:val="en-US"/>
+        </w:rPr>
+        <w:t xml:space="preserve">4</w:t>
+      </w:r>
+      <w:r>
+        <w:rPr>
+          <w:b/>
+          <w:bCs/>
+          <w:i w:val="0"/>
+          <w:iCs w:val="0"/>
+          <w:sz w:val="24"/>
+          <w:szCs w:val="24"/>
           <w:lang w:val="en-SG"/>
         </w:rPr>
-        <w:t xml:space="preserve">5.  </w:t>
+        <w:t xml:space="preserve">.  </w:t>
       </w:r>
       <w:r>
         <w:rPr>
@@ -20857,9 +22290,21 @@
           <w:iCs w:val="0"/>
           <w:sz w:val="24"/>
           <w:szCs w:val="24"/>
+          <w:lang w:val="en-US"/>
+        </w:rPr>
+        <w:t xml:space="preserve">5</w:t>
+      </w:r>
+      <w:r>
+        <w:rPr>
+          <w:b/>
+          <w:bCs/>
+          <w:i w:val="0"/>
+          <w:iCs w:val="0"/>
+          <w:sz w:val="24"/>
+          <w:szCs w:val="24"/>
           <w:lang w:val="en-SG"/>
         </w:rPr>
-        <w:t xml:space="preserve">6.  </w:t>
+        <w:t xml:space="preserve">.  </w:t>
       </w:r>
       <w:r>
         <w:rPr>
@@ -20925,7 +22370,31 @@
           <w:szCs w:val="24"/>
           <w:lang w:val="en-SG"/>
         </w:rPr>
-        <w:t xml:space="preserve">The seven deliverables below are the assessed items. The submission date is fixed by NTU. The date in the third column is the internal target for having the item finished, which is earlier for everything from the draft final report onward.</w:t>
+        <w:t xml:space="preserve">The seven deliverables below are the assessed items.</w:t>
+      </w:r>
+      <w:r>
+        <w:rPr>
+          <w:b w:val="0"/>
+          <w:bCs w:val="0"/>
+          <w:i w:val="0"/>
+          <w:iCs w:val="0"/>
+          <w:sz w:val="24"/>
+          <w:szCs w:val="24"/>
+          <w:lang w:val="en-US"/>
+        </w:rPr>
+        <w:t xml:space="preserve"> </w:t>
+      </w:r>
+      <w:r>
+        <w:rPr>
+          <w:b w:val="0"/>
+          <w:bCs w:val="0"/>
+          <w:i w:val="0"/>
+          <w:iCs w:val="0"/>
+          <w:sz w:val="24"/>
+          <w:szCs w:val="24"/>
+          <w:lang w:val="en-SG"/>
+        </w:rPr>
+        <w:t xml:space="preserve">The date in the third column is the internal target for having the item finished, which is earlier for everything from the draft final report onward.</w:t>
       </w:r>
       <w:r>
         <w:rPr>
